--- a/ITC-VI-PO-002-03 CARTA ASIGNACIÓN SERVICIO SOCIAL.docx
+++ b/ITC-VI-PO-002-03 CARTA ASIGNACIÓN SERVICIO SOCIAL.docx
@@ -974,6 +974,15 @@
           <w:szCs w:val="20"/>
         </w:rPr>
       </w:pPr>
+    </w:p>
+    <w:p>
+      <w:pPr>
+        <w:rPr>
+          <w:rFonts w:ascii="Arial" w:eastAsia="Arial" w:hAnsi="Arial" w:cs="Arial"/>
+          <w:sz w:val="20"/>
+          <w:szCs w:val="20"/>
+        </w:rPr>
+      </w:pPr>
       <w:r>
         <w:rPr>
           <w:rFonts w:ascii="Arial" w:eastAsia="Arial" w:hAnsi="Arial" w:cs="Arial"/>
@@ -1022,8 +1031,8 @@
       <w:pPr>
         <w:rPr>
           <w:rFonts w:ascii="Arial" w:eastAsia="Arial" w:hAnsi="Arial" w:cs="Arial"/>
-          <w:sz w:val="22"/>
-          <w:szCs w:val="22"/>
+          <w:sz w:val="20"/>
+          <w:szCs w:val="20"/>
         </w:rPr>
       </w:pPr>
       <w:r>
@@ -1040,62 +1049,16 @@
           <w:sz w:val="22"/>
           <w:szCs w:val="22"/>
         </w:rPr>
-        <w:t xml:space="preserve">(18) </w:t>
+        <w:t>(18)</w:t>
       </w:r>
-    </w:p>
-    <w:p>
-      <w:pPr>
-        <w:tabs>
-          <w:tab w:val="left" w:pos="1440"/>
-        </w:tabs>
-        <w:jc w:val="both"/>
+      <w:r>
         <w:rPr>
           <w:rFonts w:ascii="Arial" w:eastAsia="Arial" w:hAnsi="Arial" w:cs="Arial"/>
           <w:sz w:val="20"/>
           <w:szCs w:val="20"/>
         </w:rPr>
-      </w:pPr>
-      <w:bookmarkStart w:id="0" w:name="_GoBack"/>
-      <w:bookmarkEnd w:id="0"/>
-    </w:p>
-    <w:p>
-      <w:pPr>
-        <w:tabs>
-          <w:tab w:val="left" w:pos="1440"/>
-        </w:tabs>
-        <w:jc w:val="both"/>
-        <w:rPr>
-          <w:rFonts w:ascii="Arial" w:eastAsia="Arial" w:hAnsi="Arial" w:cs="Arial"/>
-          <w:sz w:val="20"/>
-          <w:szCs w:val="20"/>
-        </w:rPr>
-      </w:pPr>
-    </w:p>
-    <w:p>
-      <w:pPr>
-        <w:tabs>
-          <w:tab w:val="left" w:pos="1440"/>
-        </w:tabs>
-        <w:jc w:val="both"/>
-        <w:rPr>
-          <w:rFonts w:ascii="Arial" w:eastAsia="Arial" w:hAnsi="Arial" w:cs="Arial"/>
-          <w:sz w:val="20"/>
-          <w:szCs w:val="20"/>
-        </w:rPr>
-      </w:pPr>
-    </w:p>
-    <w:p>
-      <w:pPr>
-        <w:tabs>
-          <w:tab w:val="left" w:pos="1440"/>
-        </w:tabs>
-        <w:jc w:val="both"/>
-        <w:rPr>
-          <w:rFonts w:ascii="Arial" w:eastAsia="Arial" w:hAnsi="Arial" w:cs="Arial"/>
-          <w:sz w:val="20"/>
-          <w:szCs w:val="20"/>
-        </w:rPr>
-      </w:pPr>
+        <w:t xml:space="preserve"> </w:t>
+      </w:r>
     </w:p>
     <w:p>
       <w:pPr>
@@ -1103,6 +1066,8 @@
           <w:rFonts w:ascii="Arial" w:eastAsia="Arial" w:hAnsi="Arial" w:cs="Arial"/>
         </w:rPr>
       </w:pPr>
+      <w:bookmarkStart w:id="0" w:name="_GoBack"/>
+      <w:bookmarkEnd w:id="0"/>
     </w:p>
     <w:sectPr>
       <w:headerReference w:type="even" r:id="rId8"/>

--- a/ITC-VI-PO-002-03 CARTA ASIGNACIÓN SERVICIO SOCIAL.docx
+++ b/ITC-VI-PO-002-03 CARTA ASIGNACIÓN SERVICIO SOCIAL.docx
@@ -1059,13 +1059,6 @@
         </w:rPr>
         <w:t xml:space="preserve"> </w:t>
       </w:r>
-    </w:p>
-    <w:p>
-      <w:pPr>
-        <w:rPr>
-          <w:rFonts w:ascii="Arial" w:eastAsia="Arial" w:hAnsi="Arial" w:cs="Arial"/>
-        </w:rPr>
-      </w:pPr>
       <w:bookmarkStart w:id="0" w:name="_GoBack"/>
       <w:bookmarkEnd w:id="0"/>
     </w:p>
@@ -1598,7 +1591,7 @@
               <w:sz w:val="22"/>
               <w:szCs w:val="22"/>
             </w:rPr>
-            <w:t>2</w:t>
+            <w:t>1</w:t>
           </w:r>
           <w:r>
             <w:rPr>
